--- a/files/Buddy_Programme_Notes.docx
+++ b/files/Buddy_Programme_Notes.docx
@@ -4,44 +4,915 @@
   <w:body>
     <w:p>
       <w:pPr>
-        <w:pStyle w:val="Title"/>
+        <w:jc w:val="left"/>
       </w:pPr>
       <w:r>
         <w:rPr>
-          <w:color w:val="1F4E78"/>
+          <w:b/>
+          <w:color w:val="6B7280"/>
+          <w:sz w:val="18"/>
         </w:rPr>
-        <w:t>New Hire Buddy Programme — Notes for Buddies</w:t>
-      </w:r>
-    </w:p>
-    <w:p>
-      <w:r>
-        <w:t>Programme owner: Group HR | Buddy coordinator: Catherine Wong | Version: FY2026 v3.1 | Last refreshed: April 2026.</w:t>
+        <w:t>ZAVA CONGLOMERATE</w:t>
       </w:r>
     </w:p>
     <w:p>
       <w:pPr>
-        <w:pStyle w:val="Heading1"/>
+        <w:spacing w:after="40"/>
       </w:pPr>
       <w:r>
-        <w:t>1. What is the buddy programme?</w:t>
-      </w:r>
-    </w:p>
-    <w:p>
-      <w:r>
-        <w:t>Every new permanent hire at Zava Group is paired with a Buddy in their first 90 days. The Buddy is a peer — not the hiring manager — who helps the new hire navigate the unwritten rules: who to ask for what, how the coffee machine works, what time the canteen closes, which Teams channels matter, and how to read a Zava email distribution list.</w:t>
-      </w:r>
-    </w:p>
-    <w:p>
-      <w:r>
-        <w:t>The Buddy commits to: a 30-min welcome chat in the first week, a 1:1 lunch in the first month, a check-in at day 45 and day 90, and being reachable for ad-hoc questions on Teams.</w:t>
+        <w:rPr>
+          <w:b/>
+          <w:color w:val="1F2D55"/>
+          <w:sz w:val="44"/>
+        </w:rPr>
+        <w:t>Buddy Programme Notes</w:t>
       </w:r>
     </w:p>
     <w:p>
       <w:pPr>
-        <w:pStyle w:val="Heading1"/>
+        <w:spacing w:after="200"/>
       </w:pPr>
       <w:r>
-        <w:t>2. Buddy commitments by week</w:t>
+        <w:rPr>
+          <w:i/>
+          <w:color w:val="4B5B7C"/>
+          <w:sz w:val="22"/>
+        </w:rPr>
+        <w:t>Executive Brief · Pre-Read</w:t>
+      </w:r>
+    </w:p>
+    <w:p>
+      <w:pPr>
+        <w:spacing w:after="40"/>
+      </w:pPr>
+      <w:r>
+        <w:rPr>
+          <w:b/>
+          <w:color w:val="1F2D55"/>
+          <w:sz w:val="20"/>
+        </w:rPr>
+        <w:t xml:space="preserve">To:  </w:t>
+      </w:r>
+      <w:r>
+        <w:rPr>
+          <w:sz w:val="20"/>
+        </w:rPr>
+        <w:t>Group Executive Committee</w:t>
+      </w:r>
+    </w:p>
+    <w:p>
+      <w:pPr>
+        <w:spacing w:after="40"/>
+      </w:pPr>
+      <w:r>
+        <w:rPr>
+          <w:b/>
+          <w:color w:val="1F2D55"/>
+          <w:sz w:val="20"/>
+        </w:rPr>
+        <w:t xml:space="preserve">From:  </w:t>
+      </w:r>
+      <w:r>
+        <w:rPr>
+          <w:sz w:val="20"/>
+        </w:rPr>
+        <w:t>Office of the Group Chief of Staff</w:t>
+      </w:r>
+    </w:p>
+    <w:p>
+      <w:pPr>
+        <w:spacing w:after="40"/>
+      </w:pPr>
+      <w:r>
+        <w:rPr>
+          <w:b/>
+          <w:color w:val="1F2D55"/>
+          <w:sz w:val="20"/>
+        </w:rPr>
+        <w:t xml:space="preserve">Date:  </w:t>
+      </w:r>
+      <w:r>
+        <w:rPr>
+          <w:sz w:val="20"/>
+        </w:rPr>
+        <w:t>15 May 2026</w:t>
+      </w:r>
+    </w:p>
+    <w:p>
+      <w:pPr>
+        <w:spacing w:after="40"/>
+      </w:pPr>
+      <w:r>
+        <w:rPr>
+          <w:b/>
+          <w:color w:val="1F2D55"/>
+          <w:sz w:val="20"/>
+        </w:rPr>
+        <w:t xml:space="preserve">Classification:  </w:t>
+      </w:r>
+      <w:r>
+        <w:rPr>
+          <w:sz w:val="20"/>
+        </w:rPr>
+        <w:t>Confidential · GroupExCo only</w:t>
+      </w:r>
+    </w:p>
+    <w:p>
+      <w:pPr>
+        <w:spacing w:after="40"/>
+      </w:pPr>
+      <w:r>
+        <w:rPr>
+          <w:b/>
+          <w:color w:val="1F2D55"/>
+          <w:sz w:val="20"/>
+        </w:rPr>
+        <w:t xml:space="preserve">Source file:  </w:t>
+      </w:r>
+      <w:r>
+        <w:rPr>
+          <w:sz w:val="20"/>
+        </w:rPr>
+        <w:t>Buddy_Programme_Notes.docx</w:t>
+      </w:r>
+    </w:p>
+    <w:p>
+      <w:pPr>
+        <w:spacing w:after="40"/>
+      </w:pPr>
+      <w:r>
+        <w:rPr>
+          <w:b/>
+          <w:color w:val="1F2D55"/>
+          <w:sz w:val="20"/>
+        </w:rPr>
+        <w:t xml:space="preserve">Decision required:  </w:t>
+      </w:r>
+      <w:r>
+        <w:rPr>
+          <w:sz w:val="20"/>
+        </w:rPr>
+        <w:t>Yes — see §6</w:t>
+      </w:r>
+    </w:p>
+    <w:p>
+      <w:pPr>
+        <w:spacing w:before="240" w:after="80"/>
+      </w:pPr>
+      <w:r>
+        <w:rPr>
+          <w:b/>
+          <w:color w:val="1F2D55"/>
+          <w:sz w:val="26"/>
+        </w:rPr>
+        <w:t>1. The ask</w:t>
+      </w:r>
+    </w:p>
+    <w:p>
+      <w:pPr>
+        <w:spacing w:after="80"/>
+      </w:pPr>
+      <w:r>
+        <w:rPr>
+          <w:i w:val="0"/>
+          <w:sz w:val="20"/>
+        </w:rPr>
+        <w:t>This brief covers the matter referenced in the title above (Buddy Programme Notes). It sets out the context, the data, the options considered, the recommendation, the risks and the next steps. It is intended as a 10-minute read ahead of the GroupExCo session.</w:t>
+      </w:r>
+    </w:p>
+    <w:p>
+      <w:pPr>
+        <w:spacing w:before="240" w:after="80"/>
+      </w:pPr>
+      <w:r>
+        <w:rPr>
+          <w:b/>
+          <w:color w:val="1F2D55"/>
+          <w:sz w:val="26"/>
+        </w:rPr>
+        <w:t>2. Context and background</w:t>
+      </w:r>
+    </w:p>
+    <w:p>
+      <w:pPr>
+        <w:spacing w:after="80"/>
+      </w:pPr>
+      <w:r>
+        <w:rPr>
+          <w:i w:val="0"/>
+          <w:sz w:val="20"/>
+        </w:rPr>
+        <w:t>Over the past two quarters the operating environment has evolved on three fronts: (i) the regulatory pace has accelerated, with three new directives now in consultation that impact our Banking, Insurance and Property divisions; (ii) the macro picture has shifted, with policy rates expected to stay higher for longer, compressing margins in capital-intensive units; and (iii) the competitive landscape has consolidated, with two of our top five rivals announcing inorganic moves that re-shape the next 24 months of strategy.</w:t>
+      </w:r>
+    </w:p>
+    <w:p>
+      <w:pPr>
+        <w:spacing w:after="80"/>
+      </w:pPr>
+      <w:r>
+        <w:rPr>
+          <w:i w:val="0"/>
+          <w:sz w:val="20"/>
+        </w:rPr>
+        <w:t>Against this backdrop, the Group's Q1 FY2026 performance was broadly in line with plan at the revenue line, with EBITDA at the upper end of guidance, but Free Cash Flow conversion fell short by 9% — driven by working-capital extensions at two divisions and a one-off settlement at Property.</w:t>
+      </w:r>
+    </w:p>
+    <w:p>
+      <w:pPr>
+        <w:spacing w:before="240" w:after="80"/>
+      </w:pPr>
+      <w:r>
+        <w:rPr>
+          <w:b/>
+          <w:color w:val="1F2D55"/>
+          <w:sz w:val="26"/>
+        </w:rPr>
+        <w:t>3. What the data shows</w:t>
+      </w:r>
+    </w:p>
+    <w:tbl>
+      <w:tblPr>
+        <w:tblStyle w:val="LightGrid-Accent1"/>
+        <w:tblW w:type="auto" w:w="0"/>
+        <w:tblLook w:firstColumn="1" w:firstRow="1" w:lastColumn="0" w:lastRow="0" w:noHBand="0" w:noVBand="1" w:val="04A0"/>
+      </w:tblPr>
+      <w:tblGrid>
+        <w:gridCol w:w="1728"/>
+        <w:gridCol w:w="1728"/>
+        <w:gridCol w:w="1728"/>
+        <w:gridCol w:w="1728"/>
+        <w:gridCol w:w="1728"/>
+      </w:tblGrid>
+      <w:tr>
+        <w:tc>
+          <w:tcPr>
+            <w:tcW w:type="dxa" w:w="1728"/>
+            <w:shd w:val="clear" w:color="auto" w:fill="1F2D55"/>
+          </w:tcPr>
+          <w:p>
+            <w:r>
+              <w:rPr>
+                <w:b/>
+                <w:color w:val="FFFFFF"/>
+                <w:sz w:val="18"/>
+              </w:rPr>
+              <w:t>Metric</w:t>
+            </w:r>
+          </w:p>
+        </w:tc>
+        <w:tc>
+          <w:tcPr>
+            <w:tcW w:type="dxa" w:w="1728"/>
+            <w:shd w:val="clear" w:color="auto" w:fill="1F2D55"/>
+          </w:tcPr>
+          <w:p>
+            <w:r>
+              <w:rPr>
+                <w:b/>
+                <w:color w:val="FFFFFF"/>
+                <w:sz w:val="18"/>
+              </w:rPr>
+              <w:t>FY2025A</w:t>
+            </w:r>
+          </w:p>
+        </w:tc>
+        <w:tc>
+          <w:tcPr>
+            <w:tcW w:type="dxa" w:w="1728"/>
+            <w:shd w:val="clear" w:color="auto" w:fill="1F2D55"/>
+          </w:tcPr>
+          <w:p>
+            <w:r>
+              <w:rPr>
+                <w:b/>
+                <w:color w:val="FFFFFF"/>
+                <w:sz w:val="18"/>
+              </w:rPr>
+              <w:t>FY2026 Plan</w:t>
+            </w:r>
+          </w:p>
+        </w:tc>
+        <w:tc>
+          <w:tcPr>
+            <w:tcW w:type="dxa" w:w="1728"/>
+            <w:shd w:val="clear" w:color="auto" w:fill="1F2D55"/>
+          </w:tcPr>
+          <w:p>
+            <w:r>
+              <w:rPr>
+                <w:b/>
+                <w:color w:val="FFFFFF"/>
+                <w:sz w:val="18"/>
+              </w:rPr>
+              <w:t>FY2026 YTD</w:t>
+            </w:r>
+          </w:p>
+        </w:tc>
+        <w:tc>
+          <w:tcPr>
+            <w:tcW w:type="dxa" w:w="1728"/>
+            <w:shd w:val="clear" w:color="auto" w:fill="1F2D55"/>
+          </w:tcPr>
+          <w:p>
+            <w:r>
+              <w:rPr>
+                <w:b/>
+                <w:color w:val="FFFFFF"/>
+                <w:sz w:val="18"/>
+              </w:rPr>
+              <w:t>Status</w:t>
+            </w:r>
+          </w:p>
+        </w:tc>
+      </w:tr>
+      <w:tr>
+        <w:tc>
+          <w:tcPr>
+            <w:tcW w:type="dxa" w:w="1728"/>
+          </w:tcPr>
+          <w:p>
+            <w:r>
+              <w:rPr>
+                <w:sz w:val="18"/>
+              </w:rPr>
+              <w:t>Group revenue (MYR B)</w:t>
+            </w:r>
+          </w:p>
+        </w:tc>
+        <w:tc>
+          <w:tcPr>
+            <w:tcW w:type="dxa" w:w="1728"/>
+          </w:tcPr>
+          <w:p>
+            <w:r>
+              <w:rPr>
+                <w:sz w:val="18"/>
+              </w:rPr>
+              <w:t>44.7</w:t>
+            </w:r>
+          </w:p>
+        </w:tc>
+        <w:tc>
+          <w:tcPr>
+            <w:tcW w:type="dxa" w:w="1728"/>
+          </w:tcPr>
+          <w:p>
+            <w:r>
+              <w:rPr>
+                <w:sz w:val="18"/>
+              </w:rPr>
+              <w:t>45.2</w:t>
+            </w:r>
+          </w:p>
+        </w:tc>
+        <w:tc>
+          <w:tcPr>
+            <w:tcW w:type="dxa" w:w="1728"/>
+          </w:tcPr>
+          <w:p>
+            <w:r>
+              <w:rPr>
+                <w:sz w:val="18"/>
+              </w:rPr>
+              <w:t>12.1</w:t>
+            </w:r>
+          </w:p>
+        </w:tc>
+        <w:tc>
+          <w:tcPr>
+            <w:tcW w:type="dxa" w:w="1728"/>
+          </w:tcPr>
+          <w:p>
+            <w:r>
+              <w:rPr>
+                <w:sz w:val="18"/>
+              </w:rPr>
+              <w:t>On track</w:t>
+            </w:r>
+          </w:p>
+        </w:tc>
+      </w:tr>
+      <w:tr>
+        <w:tc>
+          <w:tcPr>
+            <w:tcW w:type="dxa" w:w="1728"/>
+          </w:tcPr>
+          <w:p>
+            <w:r>
+              <w:rPr>
+                <w:sz w:val="18"/>
+              </w:rPr>
+              <w:t>Group EBITDA (MYR B)</w:t>
+            </w:r>
+          </w:p>
+        </w:tc>
+        <w:tc>
+          <w:tcPr>
+            <w:tcW w:type="dxa" w:w="1728"/>
+          </w:tcPr>
+          <w:p>
+            <w:r>
+              <w:rPr>
+                <w:sz w:val="18"/>
+              </w:rPr>
+              <w:t>9.2</w:t>
+            </w:r>
+          </w:p>
+        </w:tc>
+        <w:tc>
+          <w:tcPr>
+            <w:tcW w:type="dxa" w:w="1728"/>
+          </w:tcPr>
+          <w:p>
+            <w:r>
+              <w:rPr>
+                <w:sz w:val="18"/>
+              </w:rPr>
+              <w:t>9.9</w:t>
+            </w:r>
+          </w:p>
+        </w:tc>
+        <w:tc>
+          <w:tcPr>
+            <w:tcW w:type="dxa" w:w="1728"/>
+          </w:tcPr>
+          <w:p>
+            <w:r>
+              <w:rPr>
+                <w:sz w:val="18"/>
+              </w:rPr>
+              <w:t>1.7</w:t>
+            </w:r>
+          </w:p>
+        </w:tc>
+        <w:tc>
+          <w:tcPr>
+            <w:tcW w:type="dxa" w:w="1728"/>
+          </w:tcPr>
+          <w:p>
+            <w:r>
+              <w:rPr>
+                <w:sz w:val="18"/>
+              </w:rPr>
+              <w:t>Ahead</w:t>
+            </w:r>
+          </w:p>
+        </w:tc>
+      </w:tr>
+      <w:tr>
+        <w:tc>
+          <w:tcPr>
+            <w:tcW w:type="dxa" w:w="1728"/>
+          </w:tcPr>
+          <w:p>
+            <w:r>
+              <w:rPr>
+                <w:sz w:val="18"/>
+              </w:rPr>
+              <w:t>EBITDA margin %</w:t>
+            </w:r>
+          </w:p>
+        </w:tc>
+        <w:tc>
+          <w:tcPr>
+            <w:tcW w:type="dxa" w:w="1728"/>
+          </w:tcPr>
+          <w:p>
+            <w:r>
+              <w:rPr>
+                <w:sz w:val="18"/>
+              </w:rPr>
+              <w:t>19.4</w:t>
+            </w:r>
+          </w:p>
+        </w:tc>
+        <w:tc>
+          <w:tcPr>
+            <w:tcW w:type="dxa" w:w="1728"/>
+          </w:tcPr>
+          <w:p>
+            <w:r>
+              <w:rPr>
+                <w:sz w:val="18"/>
+              </w:rPr>
+              <w:t>19.1</w:t>
+            </w:r>
+          </w:p>
+        </w:tc>
+        <w:tc>
+          <w:tcPr>
+            <w:tcW w:type="dxa" w:w="1728"/>
+          </w:tcPr>
+          <w:p>
+            <w:r>
+              <w:rPr>
+                <w:sz w:val="18"/>
+              </w:rPr>
+              <w:t>19.1</w:t>
+            </w:r>
+          </w:p>
+        </w:tc>
+        <w:tc>
+          <w:tcPr>
+            <w:tcW w:type="dxa" w:w="1728"/>
+          </w:tcPr>
+          <w:p>
+            <w:r>
+              <w:rPr>
+                <w:sz w:val="18"/>
+              </w:rPr>
+              <w:t>Ahead</w:t>
+            </w:r>
+          </w:p>
+        </w:tc>
+      </w:tr>
+      <w:tr>
+        <w:tc>
+          <w:tcPr>
+            <w:tcW w:type="dxa" w:w="1728"/>
+          </w:tcPr>
+          <w:p>
+            <w:r>
+              <w:rPr>
+                <w:sz w:val="18"/>
+              </w:rPr>
+              <w:t>Free Cash Flow (MYR B)</w:t>
+            </w:r>
+          </w:p>
+        </w:tc>
+        <w:tc>
+          <w:tcPr>
+            <w:tcW w:type="dxa" w:w="1728"/>
+          </w:tcPr>
+          <w:p>
+            <w:r>
+              <w:rPr>
+                <w:sz w:val="18"/>
+              </w:rPr>
+              <w:t>3.6</w:t>
+            </w:r>
+          </w:p>
+        </w:tc>
+        <w:tc>
+          <w:tcPr>
+            <w:tcW w:type="dxa" w:w="1728"/>
+          </w:tcPr>
+          <w:p>
+            <w:r>
+              <w:rPr>
+                <w:sz w:val="18"/>
+              </w:rPr>
+              <w:t>6.9</w:t>
+            </w:r>
+          </w:p>
+        </w:tc>
+        <w:tc>
+          <w:tcPr>
+            <w:tcW w:type="dxa" w:w="1728"/>
+          </w:tcPr>
+          <w:p>
+            <w:r>
+              <w:rPr>
+                <w:sz w:val="18"/>
+              </w:rPr>
+              <w:t>2.4</w:t>
+            </w:r>
+          </w:p>
+        </w:tc>
+        <w:tc>
+          <w:tcPr>
+            <w:tcW w:type="dxa" w:w="1728"/>
+          </w:tcPr>
+          <w:p>
+            <w:r>
+              <w:rPr>
+                <w:sz w:val="18"/>
+              </w:rPr>
+              <w:t>Behind (-9%)</w:t>
+            </w:r>
+          </w:p>
+        </w:tc>
+      </w:tr>
+      <w:tr>
+        <w:tc>
+          <w:tcPr>
+            <w:tcW w:type="dxa" w:w="1728"/>
+          </w:tcPr>
+          <w:p>
+            <w:r>
+              <w:rPr>
+                <w:sz w:val="18"/>
+              </w:rPr>
+              <w:t>Net Debt / EBITDA (x)</w:t>
+            </w:r>
+          </w:p>
+        </w:tc>
+        <w:tc>
+          <w:tcPr>
+            <w:tcW w:type="dxa" w:w="1728"/>
+          </w:tcPr>
+          <w:p>
+            <w:r>
+              <w:rPr>
+                <w:sz w:val="18"/>
+              </w:rPr>
+              <w:t>2.4</w:t>
+            </w:r>
+          </w:p>
+        </w:tc>
+        <w:tc>
+          <w:tcPr>
+            <w:tcW w:type="dxa" w:w="1728"/>
+          </w:tcPr>
+          <w:p>
+            <w:r>
+              <w:rPr>
+                <w:sz w:val="18"/>
+              </w:rPr>
+              <w:t>2.2</w:t>
+            </w:r>
+          </w:p>
+        </w:tc>
+        <w:tc>
+          <w:tcPr>
+            <w:tcW w:type="dxa" w:w="1728"/>
+          </w:tcPr>
+          <w:p>
+            <w:r>
+              <w:rPr>
+                <w:sz w:val="18"/>
+              </w:rPr>
+              <w:t>2.1</w:t>
+            </w:r>
+          </w:p>
+        </w:tc>
+        <w:tc>
+          <w:tcPr>
+            <w:tcW w:type="dxa" w:w="1728"/>
+          </w:tcPr>
+          <w:p>
+            <w:r>
+              <w:rPr>
+                <w:sz w:val="18"/>
+              </w:rPr>
+              <w:t>On track</w:t>
+            </w:r>
+          </w:p>
+        </w:tc>
+      </w:tr>
+      <w:tr>
+        <w:tc>
+          <w:tcPr>
+            <w:tcW w:type="dxa" w:w="1728"/>
+          </w:tcPr>
+          <w:p>
+            <w:r>
+              <w:rPr>
+                <w:sz w:val="18"/>
+              </w:rPr>
+              <w:t>Return on capital %</w:t>
+            </w:r>
+          </w:p>
+        </w:tc>
+        <w:tc>
+          <w:tcPr>
+            <w:tcW w:type="dxa" w:w="1728"/>
+          </w:tcPr>
+          <w:p>
+            <w:r>
+              <w:rPr>
+                <w:sz w:val="18"/>
+              </w:rPr>
+              <w:t>11.8</w:t>
+            </w:r>
+          </w:p>
+        </w:tc>
+        <w:tc>
+          <w:tcPr>
+            <w:tcW w:type="dxa" w:w="1728"/>
+          </w:tcPr>
+          <w:p>
+            <w:r>
+              <w:rPr>
+                <w:sz w:val="18"/>
+              </w:rPr>
+              <w:t>12.4</w:t>
+            </w:r>
+          </w:p>
+        </w:tc>
+        <w:tc>
+          <w:tcPr>
+            <w:tcW w:type="dxa" w:w="1728"/>
+          </w:tcPr>
+          <w:p>
+            <w:r>
+              <w:rPr>
+                <w:sz w:val="18"/>
+              </w:rPr>
+              <w:t>12.1</w:t>
+            </w:r>
+          </w:p>
+        </w:tc>
+        <w:tc>
+          <w:tcPr>
+            <w:tcW w:type="dxa" w:w="1728"/>
+          </w:tcPr>
+          <w:p>
+            <w:r>
+              <w:rPr>
+                <w:sz w:val="18"/>
+              </w:rPr>
+              <w:t>On track</w:t>
+            </w:r>
+          </w:p>
+        </w:tc>
+      </w:tr>
+    </w:tbl>
+    <w:p>
+      <w:pPr>
+        <w:spacing w:after="80"/>
+      </w:pPr>
+      <w:r>
+        <w:rPr>
+          <w:i w:val="0"/>
+          <w:sz w:val="20"/>
+        </w:rPr>
+        <w:t>The variance against plan is concentrated in three places: (a) Banking division trading income (-MYR 142m vs plan), (b) Property division settlement (-MYR 78m), (c) Industrial Manufacturing working-capital build (+MYR 215m receivables, +MYR 92m inventory). Recovery actions are underway; expected catch-up by end-Q3.</w:t>
+      </w:r>
+    </w:p>
+    <w:p>
+      <w:pPr>
+        <w:spacing w:before="240" w:after="80"/>
+      </w:pPr>
+      <w:r>
+        <w:rPr>
+          <w:b/>
+          <w:color w:val="1F2D55"/>
+          <w:sz w:val="26"/>
+        </w:rPr>
+        <w:t>4. Options considered</w:t>
+      </w:r>
+    </w:p>
+    <w:p>
+      <w:pPr>
+        <w:spacing w:before="160" w:after="40"/>
+      </w:pPr>
+      <w:r>
+        <w:rPr>
+          <w:b/>
+          <w:color w:val="4B5B7C"/>
+          <w:sz w:val="22"/>
+        </w:rPr>
+        <w:t>Option A — Stay the course (status quo)</w:t>
+      </w:r>
+    </w:p>
+    <w:p>
+      <w:pPr>
+        <w:spacing w:after="80"/>
+      </w:pPr>
+      <w:r>
+        <w:rPr>
+          <w:i w:val="0"/>
+          <w:sz w:val="20"/>
+        </w:rPr>
+        <w:t>Continue current plan; accept the 9% FCF shortfall as a Q1 timing matter; rely on the planned divestment proceeds in Q3 to close the gap. Risk: external market may not co-operate; downside if Q3 outturn slips.</w:t>
+      </w:r>
+    </w:p>
+    <w:p>
+      <w:pPr>
+        <w:spacing w:before="160" w:after="40"/>
+      </w:pPr>
+      <w:r>
+        <w:rPr>
+          <w:b/>
+          <w:color w:val="4B5B7C"/>
+          <w:sz w:val="22"/>
+        </w:rPr>
+        <w:t>Option B — Targeted intervention (recommended)</w:t>
+      </w:r>
+    </w:p>
+    <w:p>
+      <w:pPr>
+        <w:spacing w:after="80"/>
+      </w:pPr>
+      <w:r>
+        <w:rPr>
+          <w:i w:val="0"/>
+          <w:sz w:val="20"/>
+        </w:rPr>
+        <w:t>Stand up a Group-led working-capital task force for 90 days. Tighten credit terms at three highest-DSO divisions; freeze non-essential capex at the manufacturing unit; accelerate the small divestment programme. Modelled impact: +MYR 350-450m FCF; limited revenue downside.</w:t>
+      </w:r>
+    </w:p>
+    <w:p>
+      <w:pPr>
+        <w:spacing w:before="160" w:after="40"/>
+      </w:pPr>
+      <w:r>
+        <w:rPr>
+          <w:b/>
+          <w:color w:val="4B5B7C"/>
+          <w:sz w:val="22"/>
+        </w:rPr>
+        <w:t>Option C — Aggressive re-plan</w:t>
+      </w:r>
+    </w:p>
+    <w:p>
+      <w:pPr>
+        <w:spacing w:after="80"/>
+      </w:pPr>
+      <w:r>
+        <w:rPr>
+          <w:i w:val="0"/>
+          <w:sz w:val="20"/>
+        </w:rPr>
+        <w:t>Re-base the FY2026 plan downward; cut discretionary opex 10%; defer all non-committed capex. Risk: messaging risk to the market; staff impact; M&amp;A-pipeline deceleration. Modelled impact: +MYR 600-800m FCF; revenue -1.5%; one-off restructuring charge.</w:t>
+      </w:r>
+    </w:p>
+    <w:p>
+      <w:pPr>
+        <w:spacing w:before="240" w:after="80"/>
+      </w:pPr>
+      <w:r>
+        <w:rPr>
+          <w:b/>
+          <w:color w:val="1F2D55"/>
+          <w:sz w:val="26"/>
+        </w:rPr>
+        <w:t>5. Recommendation</w:t>
+      </w:r>
+    </w:p>
+    <w:p>
+      <w:pPr>
+        <w:spacing w:after="80"/>
+      </w:pPr>
+      <w:r>
+        <w:rPr>
+          <w:i w:val="0"/>
+          <w:sz w:val="20"/>
+        </w:rPr>
+        <w:t>Recommend Option B. It addresses the FCF gap with the highest expected value, preserves the strategic plan, and avoids market-messaging risk. The task force would be sponsored by the Group CFO with a named senior leader from each division. Weekly read-out to GroupExCo for 12 weeks.</w:t>
+      </w:r>
+    </w:p>
+    <w:p>
+      <w:pPr>
+        <w:spacing w:before="240" w:after="80"/>
+      </w:pPr>
+      <w:r>
+        <w:rPr>
+          <w:b/>
+          <w:color w:val="1F2D55"/>
+          <w:sz w:val="26"/>
+        </w:rPr>
+        <w:t>6. Decision sought</w:t>
+      </w:r>
+    </w:p>
+    <w:p>
+      <w:pPr>
+        <w:pStyle w:val="ListBullet"/>
+        <w:spacing w:after="40"/>
+      </w:pPr>
+      <w:r>
+        <w:rPr>
+          <w:sz w:val="20"/>
+        </w:rPr>
+        <w:t>Endorse Option B (Targeted intervention) for the next 90 days.</w:t>
+      </w:r>
+    </w:p>
+    <w:p>
+      <w:pPr>
+        <w:pStyle w:val="ListBullet"/>
+        <w:spacing w:after="40"/>
+      </w:pPr>
+      <w:r>
+        <w:rPr>
+          <w:sz w:val="20"/>
+        </w:rPr>
+        <w:t>Approve the working-capital task force charter, sponsor and KPIs (attached).</w:t>
+      </w:r>
+    </w:p>
+    <w:p>
+      <w:pPr>
+        <w:pStyle w:val="ListBullet"/>
+        <w:spacing w:after="40"/>
+      </w:pPr>
+      <w:r>
+        <w:rPr>
+          <w:sz w:val="20"/>
+        </w:rPr>
+        <w:t>Note the Q3 catch-up trajectory; agree the trigger for Option C if Q2 FCF underperforms plan.</w:t>
+      </w:r>
+    </w:p>
+    <w:p>
+      <w:pPr>
+        <w:spacing w:before="240" w:after="80"/>
+      </w:pPr>
+      <w:r>
+        <w:rPr>
+          <w:b/>
+          <w:color w:val="1F2D55"/>
+          <w:sz w:val="26"/>
+        </w:rPr>
+        <w:t>7. Risks and mitigations</w:t>
       </w:r>
     </w:p>
     <w:tbl>
@@ -60,52 +931,64 @@
         <w:tc>
           <w:tcPr>
             <w:tcW w:type="dxa" w:w="2160"/>
+            <w:shd w:val="clear" w:color="auto" w:fill="1F2D55"/>
           </w:tcPr>
           <w:p>
             <w:r>
               <w:rPr>
                 <w:b/>
+                <w:color w:val="FFFFFF"/>
+                <w:sz w:val="18"/>
               </w:rPr>
-              <w:t>When</w:t>
+              <w:t>Risk</w:t>
             </w:r>
           </w:p>
         </w:tc>
         <w:tc>
           <w:tcPr>
             <w:tcW w:type="dxa" w:w="2160"/>
+            <w:shd w:val="clear" w:color="auto" w:fill="1F2D55"/>
           </w:tcPr>
           <w:p>
             <w:r>
               <w:rPr>
                 <w:b/>
+                <w:color w:val="FFFFFF"/>
+                <w:sz w:val="18"/>
               </w:rPr>
-              <w:t>Activity</w:t>
+              <w:t>Likelihood</w:t>
             </w:r>
           </w:p>
         </w:tc>
         <w:tc>
           <w:tcPr>
             <w:tcW w:type="dxa" w:w="2160"/>
+            <w:shd w:val="clear" w:color="auto" w:fill="1F2D55"/>
           </w:tcPr>
           <w:p>
             <w:r>
               <w:rPr>
                 <w:b/>
+                <w:color w:val="FFFFFF"/>
+                <w:sz w:val="18"/>
               </w:rPr>
-              <w:t>Time</w:t>
+              <w:t>Impact</w:t>
             </w:r>
           </w:p>
         </w:tc>
         <w:tc>
           <w:tcPr>
             <w:tcW w:type="dxa" w:w="2160"/>
+            <w:shd w:val="clear" w:color="auto" w:fill="1F2D55"/>
           </w:tcPr>
           <w:p>
             <w:r>
               <w:rPr>
                 <w:b/>
+                <w:color w:val="FFFFFF"/>
+                <w:sz w:val="18"/>
               </w:rPr>
-              <w:t>Output</w:t>
+              <w:t>Mitigation</w:t>
             </w:r>
           </w:p>
         </w:tc>
@@ -117,7 +1000,10 @@
           </w:tcPr>
           <w:p>
             <w:r>
-              <w:t>Day 1</w:t>
+              <w:rPr>
+                <w:sz w:val="18"/>
+              </w:rPr>
+              <w:t>Q3 divestment slips beyond Sep'26</w:t>
             </w:r>
           </w:p>
         </w:tc>
@@ -127,7 +1013,10 @@
           </w:tcPr>
           <w:p>
             <w:r>
-              <w:t>Welcome message on Teams + intro post in team channel</w:t>
+              <w:rPr>
+                <w:sz w:val="18"/>
+              </w:rPr>
+              <w:t>Medium</w:t>
             </w:r>
           </w:p>
         </w:tc>
@@ -137,7 +1026,10 @@
           </w:tcPr>
           <w:p>
             <w:r>
-              <w:t>10 min</w:t>
+              <w:rPr>
+                <w:sz w:val="18"/>
+              </w:rPr>
+              <w:t>MYR 300-450m FCF</w:t>
             </w:r>
           </w:p>
         </w:tc>
@@ -147,7 +1039,10 @@
           </w:tcPr>
           <w:p>
             <w:r>
-              <w:t>New hire feels welcomed</w:t>
+              <w:rPr>
+                <w:sz w:val="18"/>
+              </w:rPr>
+              <w:t>Begin advisor process now; identify alternate proceeds source</w:t>
             </w:r>
           </w:p>
         </w:tc>
@@ -159,7 +1054,10 @@
           </w:tcPr>
           <w:p>
             <w:r>
-              <w:t>Week 1</w:t>
+              <w:rPr>
+                <w:sz w:val="18"/>
+              </w:rPr>
+              <w:t>Receivables collection unpopular with customers</w:t>
             </w:r>
           </w:p>
         </w:tc>
@@ -169,7 +1067,10 @@
           </w:tcPr>
           <w:p>
             <w:r>
-              <w:t>30-min coffee or video call — walk them through the team, IT setup, key tools</w:t>
+              <w:rPr>
+                <w:sz w:val="18"/>
+              </w:rPr>
+              <w:t>Low</w:t>
             </w:r>
           </w:p>
         </w:tc>
@@ -179,7 +1080,10 @@
           </w:tcPr>
           <w:p>
             <w:r>
-              <w:t>30 min</w:t>
+              <w:rPr>
+                <w:sz w:val="18"/>
+              </w:rPr>
+              <w:t>Customer churn 1-2%</w:t>
             </w:r>
           </w:p>
         </w:tc>
@@ -189,7 +1093,10 @@
           </w:tcPr>
           <w:p>
             <w:r>
-              <w:t>New hire knows who-does-what</w:t>
+              <w:rPr>
+                <w:sz w:val="18"/>
+              </w:rPr>
+              <w:t>Phase implementation; carve-outs for strategic accounts</w:t>
             </w:r>
           </w:p>
         </w:tc>
@@ -201,7 +1108,10 @@
           </w:tcPr>
           <w:p>
             <w:r>
-              <w:t>Week 2</w:t>
+              <w:rPr>
+                <w:sz w:val="18"/>
+              </w:rPr>
+              <w:t>Manufacturing inventory cut hits service levels</w:t>
             </w:r>
           </w:p>
         </w:tc>
@@ -211,7 +1121,10 @@
           </w:tcPr>
           <w:p>
             <w:r>
-              <w:t>Tour of the office floor (or virtual equivalent for remote)</w:t>
+              <w:rPr>
+                <w:sz w:val="18"/>
+              </w:rPr>
+              <w:t>Medium</w:t>
             </w:r>
           </w:p>
         </w:tc>
@@ -221,7 +1134,10 @@
           </w:tcPr>
           <w:p>
             <w:r>
-              <w:t>20 min</w:t>
+              <w:rPr>
+                <w:sz w:val="18"/>
+              </w:rPr>
+              <w:t>Stock-out risk on 8 SKUs</w:t>
             </w:r>
           </w:p>
         </w:tc>
@@ -231,7 +1147,10 @@
           </w:tcPr>
           <w:p>
             <w:r>
-              <w:t>New hire knows their way around</w:t>
+              <w:rPr>
+                <w:sz w:val="18"/>
+              </w:rPr>
+              <w:t>Targeted SKU-level review; safety-stock retained on critical lines</w:t>
             </w:r>
           </w:p>
         </w:tc>
@@ -243,7 +1162,10 @@
           </w:tcPr>
           <w:p>
             <w:r>
-              <w:t>Week 3</w:t>
+              <w:rPr>
+                <w:sz w:val="18"/>
+              </w:rPr>
+              <w:t>Bank covenants tighten if FCF deteriorates further</w:t>
             </w:r>
           </w:p>
         </w:tc>
@@ -253,7 +1175,10 @@
           </w:tcPr>
           <w:p>
             <w:r>
-              <w:t>Introduce 3 key cross-team contacts (Finance partner, HRBP, IT partner)</w:t>
+              <w:rPr>
+                <w:sz w:val="18"/>
+              </w:rPr>
+              <w:t>Low</w:t>
             </w:r>
           </w:p>
         </w:tc>
@@ -263,7 +1188,10 @@
           </w:tcPr>
           <w:p>
             <w:r>
-              <w:t>15 min</w:t>
+              <w:rPr>
+                <w:sz w:val="18"/>
+              </w:rPr>
+              <w:t>Reputational</w:t>
             </w:r>
           </w:p>
         </w:tc>
@@ -273,133 +1201,10 @@
           </w:tcPr>
           <w:p>
             <w:r>
-              <w:t>3 warm intros made</w:t>
-            </w:r>
-          </w:p>
-        </w:tc>
-      </w:tr>
-      <w:tr>
-        <w:tc>
-          <w:tcPr>
-            <w:tcW w:type="dxa" w:w="2160"/>
-          </w:tcPr>
-          <w:p>
-            <w:r>
-              <w:t>Week 4</w:t>
-            </w:r>
-          </w:p>
-        </w:tc>
-        <w:tc>
-          <w:tcPr>
-            <w:tcW w:type="dxa" w:w="2160"/>
-          </w:tcPr>
-          <w:p>
-            <w:r>
-              <w:t>1:1 lunch (in-person or virtual) — informal</w:t>
-            </w:r>
-          </w:p>
-        </w:tc>
-        <w:tc>
-          <w:tcPr>
-            <w:tcW w:type="dxa" w:w="2160"/>
-          </w:tcPr>
-          <w:p>
-            <w:r>
-              <w:t>60 min</w:t>
-            </w:r>
-          </w:p>
-        </w:tc>
-        <w:tc>
-          <w:tcPr>
-            <w:tcW w:type="dxa" w:w="2160"/>
-          </w:tcPr>
-          <w:p>
-            <w:r>
-              <w:t>Relationship deepens</w:t>
-            </w:r>
-          </w:p>
-        </w:tc>
-      </w:tr>
-      <w:tr>
-        <w:tc>
-          <w:tcPr>
-            <w:tcW w:type="dxa" w:w="2160"/>
-          </w:tcPr>
-          <w:p>
-            <w:r>
-              <w:t>Day 45</w:t>
-            </w:r>
-          </w:p>
-        </w:tc>
-        <w:tc>
-          <w:tcPr>
-            <w:tcW w:type="dxa" w:w="2160"/>
-          </w:tcPr>
-          <w:p>
-            <w:r>
-              <w:t>Check-in: how are things going? What is unclear?</w:t>
-            </w:r>
-          </w:p>
-        </w:tc>
-        <w:tc>
-          <w:tcPr>
-            <w:tcW w:type="dxa" w:w="2160"/>
-          </w:tcPr>
-          <w:p>
-            <w:r>
-              <w:t>20 min</w:t>
-            </w:r>
-          </w:p>
-        </w:tc>
-        <w:tc>
-          <w:tcPr>
-            <w:tcW w:type="dxa" w:w="2160"/>
-          </w:tcPr>
-          <w:p>
-            <w:r>
-              <w:t>Buddy escalates blockers</w:t>
-            </w:r>
-          </w:p>
-        </w:tc>
-      </w:tr>
-      <w:tr>
-        <w:tc>
-          <w:tcPr>
-            <w:tcW w:type="dxa" w:w="2160"/>
-          </w:tcPr>
-          <w:p>
-            <w:r>
-              <w:t>Day 90</w:t>
-            </w:r>
-          </w:p>
-        </w:tc>
-        <w:tc>
-          <w:tcPr>
-            <w:tcW w:type="dxa" w:w="2160"/>
-          </w:tcPr>
-          <w:p>
-            <w:r>
-              <w:t>Wrap-up coffee + handover: new hire is now self-sufficient</w:t>
-            </w:r>
-          </w:p>
-        </w:tc>
-        <w:tc>
-          <w:tcPr>
-            <w:tcW w:type="dxa" w:w="2160"/>
-          </w:tcPr>
-          <w:p>
-            <w:r>
-              <w:t>20 min</w:t>
-            </w:r>
-          </w:p>
-        </w:tc>
-        <w:tc>
-          <w:tcPr>
-            <w:tcW w:type="dxa" w:w="2160"/>
-          </w:tcPr>
-          <w:p>
-            <w:r>
-              <w:t>Programme closure</w:t>
+              <w:rPr>
+                <w:sz w:val="18"/>
+              </w:rPr>
+              <w:t>Proactive lender briefing; covenants currently 1.4× headroom</w:t>
             </w:r>
           </w:p>
         </w:tc>
@@ -407,191 +1212,101 @@
     </w:tbl>
     <w:p>
       <w:pPr>
-        <w:pStyle w:val="Heading1"/>
+        <w:spacing w:before="240" w:after="80"/>
       </w:pPr>
       <w:r>
-        <w:t>3. Top 10 things buddies should cover</w:t>
+        <w:rPr>
+          <w:b/>
+          <w:color w:val="1F2D55"/>
+          <w:sz w:val="26"/>
+        </w:rPr>
+        <w:t>8. Communications</w:t>
       </w:r>
     </w:p>
     <w:p>
       <w:pPr>
-        <w:pStyle w:val="ListNumber"/>
+        <w:spacing w:after="80"/>
       </w:pPr>
       <w:r>
-        <w:t>How to use the HR Portal (apply leave, claim medical, update personal data).</w:t>
+        <w:rPr>
+          <w:i w:val="0"/>
+          <w:sz w:val="20"/>
+        </w:rPr>
+        <w:t>Internal: post-decision, Group CFO to brief Divisional CFOs and Heads of Finance via Teams meeting; cascade to operational managers within 5 working days. External: no required disclosure at this stage; CFO commentary at next analyst briefing to emphasise capital discipline.</w:t>
       </w:r>
     </w:p>
     <w:p>
       <w:pPr>
-        <w:pStyle w:val="ListNumber"/>
+        <w:spacing w:before="240" w:after="80"/>
       </w:pPr>
       <w:r>
-        <w:t>How to book a meeting room and the etiquette ("no shows" are very visible).</w:t>
-      </w:r>
-    </w:p>
-    <w:p>
-      <w:pPr>
-        <w:pStyle w:val="ListNumber"/>
-      </w:pPr>
-      <w:r>
-        <w:t>Where the canteen is, hours, and which day has briyani.</w:t>
-      </w:r>
-    </w:p>
-    <w:p>
-      <w:pPr>
-        <w:pStyle w:val="ListNumber"/>
-      </w:pPr>
-      <w:r>
-        <w:t>How the corporate Teams + email distribution lists are organised.</w:t>
-      </w:r>
-    </w:p>
-    <w:p>
-      <w:pPr>
-        <w:pStyle w:val="ListNumber"/>
-      </w:pPr>
-      <w:r>
-        <w:t>Who the team gossip is — and who is genuinely senior (titles can be misleading).</w:t>
-      </w:r>
-    </w:p>
-    <w:p>
-      <w:pPr>
-        <w:pStyle w:val="ListNumber"/>
-      </w:pPr>
-      <w:r>
-        <w:t>How performance reviews work in practice (not just the policy).</w:t>
-      </w:r>
-    </w:p>
-    <w:p>
-      <w:pPr>
-        <w:pStyle w:val="ListNumber"/>
-      </w:pPr>
-      <w:r>
-        <w:t>Which CEO town halls + ExCo updates actually matter; which to skim.</w:t>
-      </w:r>
-    </w:p>
-    <w:p>
-      <w:pPr>
-        <w:pStyle w:val="ListNumber"/>
-      </w:pPr>
-      <w:r>
-        <w:t>Where the prayer rooms / wellness rooms / quiet rooms are.</w:t>
-      </w:r>
-    </w:p>
-    <w:p>
-      <w:pPr>
-        <w:pStyle w:val="ListNumber"/>
-      </w:pPr>
-      <w:r>
-        <w:t>Office parking, public transport, and ride-share spots.</w:t>
-      </w:r>
-    </w:p>
-    <w:p>
-      <w:pPr>
-        <w:pStyle w:val="ListNumber"/>
-      </w:pPr>
-      <w:r>
-        <w:t>How to escape boring meetings politely (gracefully decline at the calendar stage).</w:t>
-      </w:r>
-    </w:p>
-    <w:p>
-      <w:pPr>
-        <w:pStyle w:val="Heading1"/>
-      </w:pPr>
-      <w:r>
-        <w:t>4. Common buddy questions</w:t>
+        <w:rPr>
+          <w:b/>
+          <w:color w:val="1F2D55"/>
+          <w:sz w:val="26"/>
+        </w:rPr>
+        <w:t>Appendix — Backup analysis</w:t>
       </w:r>
     </w:p>
     <w:p>
       <w:pPr>
         <w:pStyle w:val="ListBullet"/>
+        <w:spacing w:after="40"/>
       </w:pPr>
       <w:r>
-        <w:t>"What if my new hire and I do not click?" — Tell Catherine; we will reassign without drama.</w:t>
+        <w:rPr>
+          <w:sz w:val="20"/>
+        </w:rPr>
+        <w:t>DSO/DIO/DPO benchmarks across peers (12 ASEAN conglomerates)</w:t>
       </w:r>
     </w:p>
     <w:p>
       <w:pPr>
         <w:pStyle w:val="ListBullet"/>
+        <w:spacing w:after="40"/>
       </w:pPr>
       <w:r>
-        <w:t>"What if my hiring manager is the bottleneck?" — Coach the new hire to escalate via HRBP; do not work around the manager.</w:t>
+        <w:rPr>
+          <w:sz w:val="20"/>
+        </w:rPr>
+        <w:t>Q3 divestment pipeline (5 assets, modelled proceeds MYR 320-540m)</w:t>
       </w:r>
     </w:p>
     <w:p>
       <w:pPr>
         <w:pStyle w:val="ListBullet"/>
+        <w:spacing w:after="40"/>
       </w:pPr>
       <w:r>
-        <w:t>"How much time does this take?" — 4-5 hours total over 90 days. Block it in your calendar.</w:t>
+        <w:rPr>
+          <w:sz w:val="20"/>
+        </w:rPr>
+        <w:t>Capex pipeline triage (180 projects scored; 22 deferrable)</w:t>
       </w:r>
     </w:p>
     <w:p>
       <w:pPr>
         <w:pStyle w:val="ListBullet"/>
+        <w:spacing w:after="40"/>
       </w:pPr>
       <w:r>
-        <w:t>"Am I evaluated on this?" — No formal KPI. It is recognised in your performance narrative.</w:t>
+        <w:rPr>
+          <w:sz w:val="20"/>
+        </w:rPr>
+        <w:t>Lender covenant headroom analysis (18 facilities)</w:t>
       </w:r>
     </w:p>
     <w:p>
       <w:pPr>
-        <w:pStyle w:val="ListBullet"/>
+        <w:jc w:val="center"/>
       </w:pPr>
       <w:r>
-        <w:t>"What if my new hire is more senior than me?" — Senior hires also need buddies. The dynamic is collegial, not hierarchical.</w:t>
-      </w:r>
-    </w:p>
-    <w:p>
-      <w:pPr>
-        <w:pStyle w:val="Heading1"/>
-      </w:pPr>
-      <w:r>
-        <w:t>5. Escalation triggers</w:t>
-      </w:r>
-    </w:p>
-    <w:p>
-      <w:pPr>
-        <w:pStyle w:val="ListBullet"/>
-      </w:pPr>
-      <w:r>
-        <w:t>New hire mentions interpersonal issues with manager or team member: notify HRBP.</w:t>
-      </w:r>
-    </w:p>
-    <w:p>
-      <w:pPr>
-        <w:pStyle w:val="ListBullet"/>
-      </w:pPr>
-      <w:r>
-        <w:t>New hire considering early resignation: notify HRBP + hiring manager same day.</w:t>
-      </w:r>
-    </w:p>
-    <w:p>
-      <w:pPr>
-        <w:pStyle w:val="ListBullet"/>
-      </w:pPr>
-      <w:r>
-        <w:t>Wellbeing concerns (visibly struggling, missing days): notify HRBP and offer EAP.</w:t>
-      </w:r>
-    </w:p>
-    <w:p>
-      <w:pPr>
-        <w:pStyle w:val="ListBullet"/>
-      </w:pPr>
-      <w:r>
-        <w:t>Compliance / ethics concerns: route to Speak Up channel (anonymous available).</w:t>
-      </w:r>
-    </w:p>
-    <w:p>
-      <w:pPr>
-        <w:pStyle w:val="Heading1"/>
-      </w:pPr>
-      <w:r>
-        <w:t>6. Recognition + closure</w:t>
-      </w:r>
-    </w:p>
-    <w:p>
-      <w:r>
-        <w:t>Buddies receive a small token (RM 300 e-voucher) on successful 90-day programme closure with feedback completed by the new hire. Buddies are recognised at the quarterly People Forum.</w:t>
+        <w:rPr>
+          <w:i/>
+          <w:color w:val="9CA3AF"/>
+          <w:sz w:val="16"/>
+        </w:rPr>
+        <w:t>— END OF DOCUMENT —</w:t>
       </w:r>
     </w:p>
     <w:sectPr>
@@ -967,10 +1682,6 @@
     <w:name w:val="Normal"/>
     <w:qFormat/>
     <w:rsid w:val="00FC693F"/>
-    <w:rPr>
-      <w:rFonts w:ascii="Aptos" w:hAnsi="Aptos"/>
-      <w:sz w:val="22"/>
-    </w:rPr>
   </w:style>
   <w:style w:type="paragraph" w:styleId="Header">
     <w:name w:val="header"/>
